--- a/문서/기관별/질의서_경기콘텐츠진흥원.docx
+++ b/문서/기관별/질의서_경기콘텐츠진흥원.docx
@@ -44,7 +44,7 @@
           <w:color w:val="6B7280"/>
           <w:sz w:val="20"/>
         </w:rPr>
-        <w:t>2026년 행정사무감사 · 작성 2026. 09. 18.</w:t>
+        <w:t>2026년 행정사무감사 · 작성 2026. 09. 23.</w:t>
       </w:r>
     </w:p>
     <w:p>
@@ -361,6 +361,133 @@
     </w:p>
     <w:p>
       <w:pPr>
+        <w:spacing w:after="20" w:before="0" w:line="324" w:lineRule="auto"/>
+        <w:ind w:left="113"/>
+      </w:pPr>
+      <w:r>
+        <w:rPr>
+          <w:rFonts w:ascii="맑은 고딕" w:hAnsi="맑은 고딕" w:eastAsia="맑은 고딕"/>
+          <w:b/>
+          <w:sz w:val="21"/>
+        </w:rPr>
+        <w:t xml:space="preserve">5. </w:t>
+      </w:r>
+      <w:r>
+        <w:rPr>
+          <w:rFonts w:ascii="맑은 고딕" w:hAnsi="맑은 고딕" w:eastAsia="맑은 고딕"/>
+          <w:b/>
+          <w:sz w:val="21"/>
+        </w:rPr>
+        <w:t>해외 불법유통 대응</w:t>
+      </w:r>
+    </w:p>
+    <w:p>
+      <w:pPr>
+        <w:spacing w:after="20" w:before="0" w:line="324" w:lineRule="auto"/>
+        <w:ind w:left="454"/>
+      </w:pPr>
+      <w:r>
+        <w:rPr>
+          <w:rFonts w:ascii="맑은 고딕" w:hAnsi="맑은 고딕" w:eastAsia="맑은 고딕"/>
+          <w:b w:val="0"/>
+          <w:sz w:val="21"/>
+        </w:rPr>
+        <w:t>국회 문화체육관광위원회에서 해외 불법 유통 K-콘텐츠가 1년 새 8천만 건 늘어 4억 9천만 건에 달한다는 지적이 나왔습니다. 경콘진이 지원하는 도내 창작자·기업의 해외 불법유통 피해 현황과 저작권 보호·구제 지원 실적은 어떻습니까?</w:t>
+      </w:r>
+    </w:p>
+    <w:p>
+      <w:pPr>
+        <w:spacing w:after="0" w:before="0" w:line="324" w:lineRule="auto"/>
+        <w:ind w:left="454"/>
+      </w:pPr>
+      <w:r>
+        <w:rPr>
+          <w:rFonts w:ascii="맑은 고딕" w:hAnsi="맑은 고딕" w:eastAsia="맑은 고딕"/>
+          <w:b w:val="0"/>
+          <w:color w:val="6B7280"/>
+          <w:sz w:val="19"/>
+        </w:rPr>
+        <w:t>· 배경: 임오경 의원(국회 문체위) 발표, 2026.9.22 보도</w:t>
+      </w:r>
+    </w:p>
+    <w:p>
+      <w:pPr>
+        <w:spacing w:after="0" w:before="0" w:line="324" w:lineRule="auto"/>
+        <w:ind w:left="454"/>
+      </w:pPr>
+      <w:r>
+        <w:rPr>
+          <w:rFonts w:ascii="맑은 고딕" w:hAnsi="맑은 고딕" w:eastAsia="맑은 고딕"/>
+          <w:b w:val="0"/>
+          <w:color w:val="6B7280"/>
+          <w:sz w:val="19"/>
+        </w:rPr>
+        <w:t>· 관련 자료요구: 콘진원-3</w:t>
+      </w:r>
+    </w:p>
+    <w:p>
+      <w:pPr>
+        <w:spacing w:after="60" w:before="0" w:line="324" w:lineRule="auto"/>
+      </w:pPr>
+    </w:p>
+    <w:p>
+      <w:pPr>
+        <w:spacing w:after="20" w:before="0" w:line="324" w:lineRule="auto"/>
+        <w:ind w:left="113"/>
+      </w:pPr>
+      <w:r>
+        <w:rPr>
+          <w:rFonts w:ascii="맑은 고딕" w:hAnsi="맑은 고딕" w:eastAsia="맑은 고딕"/>
+          <w:b/>
+          <w:sz w:val="21"/>
+        </w:rPr>
+        <w:t xml:space="preserve">6. </w:t>
+      </w:r>
+      <w:r>
+        <w:rPr>
+          <w:rFonts w:ascii="맑은 고딕" w:hAnsi="맑은 고딕" w:eastAsia="맑은 고딕"/>
+          <w:b/>
+          <w:sz w:val="21"/>
+        </w:rPr>
+        <w:t>저작권 지원 확대 성과</w:t>
+      </w:r>
+    </w:p>
+    <w:p>
+      <w:pPr>
+        <w:spacing w:after="20" w:before="0" w:line="324" w:lineRule="auto"/>
+        <w:ind w:left="454"/>
+      </w:pPr>
+      <w:r>
+        <w:rPr>
+          <w:rFonts w:ascii="맑은 고딕" w:hAnsi="맑은 고딕" w:eastAsia="맑은 고딕"/>
+          <w:b w:val="0"/>
+          <w:sz w:val="21"/>
+        </w:rPr>
+        <w:t>경콘진이 스타트업·창작자 대상 저작권·IP 실무 지원을 확대해 4개월간 50여 명이 참여했습니다. 구체적 지원 성과(계약·분쟁 해결 등)는 무엇이며, 내년도 지원 대상·예산을 확대할 계획입니까?</w:t>
+      </w:r>
+    </w:p>
+    <w:p>
+      <w:pPr>
+        <w:spacing w:after="0" w:before="0" w:line="324" w:lineRule="auto"/>
+        <w:ind w:left="454"/>
+      </w:pPr>
+      <w:r>
+        <w:rPr>
+          <w:rFonts w:ascii="맑은 고딕" w:hAnsi="맑은 고딕" w:eastAsia="맑은 고딕"/>
+          <w:b w:val="0"/>
+          <w:color w:val="6B7280"/>
+          <w:sz w:val="19"/>
+        </w:rPr>
+        <w:t>· 배경: 2026.9.22~23 보도</w:t>
+      </w:r>
+    </w:p>
+    <w:p>
+      <w:pPr>
+        <w:spacing w:after="60" w:before="0" w:line="324" w:lineRule="auto"/>
+      </w:pPr>
+    </w:p>
+    <w:p>
+      <w:pPr>
         <w:spacing w:after="40" w:before="0" w:line="324" w:lineRule="auto"/>
       </w:pPr>
       <w:r>
@@ -446,6 +573,53 @@
           <w:sz w:val="20"/>
         </w:rPr>
         <w:t>- 사업별 예산·성과지표, 보고 체계</w:t>
+      </w:r>
+    </w:p>
+    <w:p>
+      <w:pPr>
+        <w:spacing w:after="40" w:before="0" w:line="324" w:lineRule="auto"/>
+      </w:pPr>
+    </w:p>
+    <w:p>
+      <w:pPr>
+        <w:spacing w:after="0" w:before="0" w:line="324" w:lineRule="auto"/>
+        <w:ind w:left="113"/>
+      </w:pPr>
+      <w:r>
+        <w:rPr>
+          <w:rFonts w:ascii="맑은 고딕" w:hAnsi="맑은 고딕" w:eastAsia="맑은 고딕"/>
+          <w:b/>
+          <w:sz w:val="21"/>
+        </w:rPr>
+        <w:t>[콘진원-3] ∘ 도내 창작자·기업 해외 콘텐츠 불법유통 대응 현황</w:t>
+      </w:r>
+    </w:p>
+    <w:p>
+      <w:pPr>
+        <w:spacing w:after="0" w:before="0" w:line="324" w:lineRule="auto"/>
+        <w:ind w:left="510"/>
+      </w:pPr>
+      <w:r>
+        <w:rPr>
+          <w:rFonts w:ascii="맑은 고딕" w:hAnsi="맑은 고딕" w:eastAsia="맑은 고딕"/>
+          <w:b w:val="0"/>
+          <w:sz w:val="20"/>
+        </w:rPr>
+        <w:t>- 최근 3년 해외 불법유통 모니터링·신고 건수(연도별)</w:t>
+      </w:r>
+    </w:p>
+    <w:p>
+      <w:pPr>
+        <w:spacing w:after="0" w:before="0" w:line="324" w:lineRule="auto"/>
+        <w:ind w:left="510"/>
+      </w:pPr>
+      <w:r>
+        <w:rPr>
+          <w:rFonts w:ascii="맑은 고딕" w:hAnsi="맑은 고딕" w:eastAsia="맑은 고딕"/>
+          <w:b w:val="0"/>
+          <w:sz w:val="20"/>
+        </w:rPr>
+        <w:t>- 저작권 침해 법률자문·소송 지원 등 구제 실적</w:t>
       </w:r>
     </w:p>
     <w:p>

--- a/문서/기관별/질의서_경기콘텐츠진흥원.docx
+++ b/문서/기관별/질의서_경기콘텐츠진흥원.docx
@@ -44,7 +44,7 @@
           <w:color w:val="6B7280"/>
           <w:sz w:val="20"/>
         </w:rPr>
-        <w:t>2026년 행정사무감사 · 작성 2026. 09. 23.</w:t>
+        <w:t>2026년 행정사무감사 · 작성 2026. 09. 28.</w:t>
       </w:r>
     </w:p>
     <w:p>
@@ -488,6 +488,62 @@
     </w:p>
     <w:p>
       <w:pPr>
+        <w:spacing w:after="20" w:before="0" w:line="324" w:lineRule="auto"/>
+        <w:ind w:left="113"/>
+      </w:pPr>
+      <w:r>
+        <w:rPr>
+          <w:rFonts w:ascii="맑은 고딕" w:hAnsi="맑은 고딕" w:eastAsia="맑은 고딕"/>
+          <w:b/>
+          <w:sz w:val="21"/>
+        </w:rPr>
+        <w:t xml:space="preserve">7. </w:t>
+      </w:r>
+      <w:r>
+        <w:rPr>
+          <w:rFonts w:ascii="맑은 고딕" w:hAnsi="맑은 고딕" w:eastAsia="맑은 고딕"/>
+          <w:b/>
+          <w:sz w:val="21"/>
+        </w:rPr>
+        <w:t>게임 제작비 세액공제 사각지대</w:t>
+      </w:r>
+    </w:p>
+    <w:p>
+      <w:pPr>
+        <w:spacing w:after="20" w:before="0" w:line="324" w:lineRule="auto"/>
+        <w:ind w:left="454"/>
+      </w:pPr>
+      <w:r>
+        <w:rPr>
+          <w:rFonts w:ascii="맑은 고딕" w:hAnsi="맑은 고딕" w:eastAsia="맑은 고딕"/>
+          <w:b w:val="0"/>
+          <w:sz w:val="21"/>
+        </w:rPr>
+        <w:t>영화·방송·웹툰은 제작비 세액공제를 받지만 게임은 현행 조세특례제한법상 별도 제작비 공제 대상이 아니며, 정부가 근거로 제시하는 R&amp;D 세액공제는 실제 이용 기업이 2.1%에 불과하다는 지적이 나왔습니다. 경콘진이 지원하는 도내 게임업체 중 이 세제 사각지대의 영향을 파악하고 있습니까? 경기게임아카데미 등 도 차원 지원사업으로 어느 정도 보완되고 있으며, 정부에 제도 개선을 건의할 계획이 있습니까?</w:t>
+      </w:r>
+    </w:p>
+    <w:p>
+      <w:pPr>
+        <w:spacing w:after="0" w:before="0" w:line="324" w:lineRule="auto"/>
+        <w:ind w:left="454"/>
+      </w:pPr>
+      <w:r>
+        <w:rPr>
+          <w:rFonts w:ascii="맑은 고딕" w:hAnsi="맑은 고딕" w:eastAsia="맑은 고딕"/>
+          <w:b w:val="0"/>
+          <w:color w:val="6B7280"/>
+          <w:sz w:val="19"/>
+        </w:rPr>
+        <w:t>· 배경: 쿠키뉴스 2026.9.28, 한국게임산업협회·조승래 의원실 자료.</w:t>
+      </w:r>
+    </w:p>
+    <w:p>
+      <w:pPr>
+        <w:spacing w:after="60" w:before="0" w:line="324" w:lineRule="auto"/>
+      </w:pPr>
+    </w:p>
+    <w:p>
+      <w:pPr>
         <w:spacing w:after="40" w:before="0" w:line="324" w:lineRule="auto"/>
       </w:pPr>
       <w:r>

--- a/문서/기관별/질의서_경기콘텐츠진흥원.docx
+++ b/문서/기관별/질의서_경기콘텐츠진흥원.docx
@@ -44,7 +44,7 @@
           <w:color w:val="6B7280"/>
           <w:sz w:val="20"/>
         </w:rPr>
-        <w:t>2026년 행정사무감사 · 작성 2026. 09. 28.</w:t>
+        <w:t>2026년 행정사무감사 · 작성 2026. 10. 01.</w:t>
       </w:r>
     </w:p>
     <w:p>

--- a/문서/기관별/질의서_경기콘텐츠진흥원.docx
+++ b/문서/기관별/질의서_경기콘텐츠진흥원.docx
@@ -44,7 +44,7 @@
           <w:color w:val="6B7280"/>
           <w:sz w:val="20"/>
         </w:rPr>
-        <w:t>2026년 행정사무감사 · 작성 2026. 10. 01.</w:t>
+        <w:t>2026년 행정사무감사 · 작성 2026. 10. 02.</w:t>
       </w:r>
     </w:p>
     <w:p>
@@ -544,6 +544,62 @@
     </w:p>
     <w:p>
       <w:pPr>
+        <w:spacing w:after="20" w:before="0" w:line="324" w:lineRule="auto"/>
+        <w:ind w:left="113"/>
+      </w:pPr>
+      <w:r>
+        <w:rPr>
+          <w:rFonts w:ascii="맑은 고딕" w:hAnsi="맑은 고딕" w:eastAsia="맑은 고딕"/>
+          <w:b/>
+          <w:sz w:val="21"/>
+        </w:rPr>
+        <w:t xml:space="preserve">8. </w:t>
+      </w:r>
+      <w:r>
+        <w:rPr>
+          <w:rFonts w:ascii="맑은 고딕" w:hAnsi="맑은 고딕" w:eastAsia="맑은 고딕"/>
+          <w:b/>
+          <w:sz w:val="21"/>
+        </w:rPr>
+        <w:t>게임산업법 개정 — 도내 게임사 이용자 보호 의무 대응</w:t>
+      </w:r>
+    </w:p>
+    <w:p>
+      <w:pPr>
+        <w:spacing w:after="20" w:before="0" w:line="324" w:lineRule="auto"/>
+        <w:ind w:left="454"/>
+      </w:pPr>
+      <w:r>
+        <w:rPr>
+          <w:rFonts w:ascii="맑은 고딕" w:hAnsi="맑은 고딕" w:eastAsia="맑은 고딕"/>
+          <w:b w:val="0"/>
+          <w:sz w:val="21"/>
+        </w:rPr>
+        <w:t>10월 1일 국회를 통과한 게임산업법 개정안은 해외 게임사 국내대리인 책임을 강화하는 동시에 국내 게임사에도 이용자 피해 보호·불만 처리 의무를 새로 지웁니다. 진흥원이 지원하는 도내 중소·인디 게임사가 이 의무를 이행할 수 있도록 안내·법률 컨설팅 계획이 있습니까?</w:t>
+      </w:r>
+    </w:p>
+    <w:p>
+      <w:pPr>
+        <w:spacing w:after="0" w:before="0" w:line="324" w:lineRule="auto"/>
+        <w:ind w:left="454"/>
+      </w:pPr>
+      <w:r>
+        <w:rPr>
+          <w:rFonts w:ascii="맑은 고딕" w:hAnsi="맑은 고딕" w:eastAsia="맑은 고딕"/>
+          <w:b w:val="0"/>
+          <w:color w:val="6B7280"/>
+          <w:sz w:val="19"/>
+        </w:rPr>
+        <w:t>· 배경: 디일렉·아이뉴스24 2026.10.1 게임산업법 개정안 본회의 통과 보도</w:t>
+      </w:r>
+    </w:p>
+    <w:p>
+      <w:pPr>
+        <w:spacing w:after="60" w:before="0" w:line="324" w:lineRule="auto"/>
+      </w:pPr>
+    </w:p>
+    <w:p>
+      <w:pPr>
         <w:spacing w:after="40" w:before="0" w:line="324" w:lineRule="auto"/>
       </w:pPr>
       <w:r>

--- a/문서/기관별/질의서_경기콘텐츠진흥원.docx
+++ b/문서/기관별/질의서_경기콘텐츠진흥원.docx
@@ -44,7 +44,7 @@
           <w:color w:val="6B7280"/>
           <w:sz w:val="20"/>
         </w:rPr>
-        <w:t>2026년 행정사무감사 · 작성 2026. 10. 02.</w:t>
+        <w:t>2026년 행정사무감사 · 작성 2026. 10. 19.</w:t>
       </w:r>
     </w:p>
     <w:p>
